--- a/Customer_Package/0_Documents/4_Flashing_Procedure.docx
+++ b/Customer_Package/0_Documents/4_Flashing_Procedure.docx
@@ -2386,7 +2386,7 @@
       <w:r>
         <w:fldChar w:fldCharType="separate"/>
       </w:r>
-      <w:hyperlink w:anchor="_Toc243642559" w:history="1">
+      <w:hyperlink w:anchor="_Toc243682952" w:history="1">
         <w:r>
           <w:rPr>
             <w:rStyle w:val="Hyperlink"/>
@@ -2428,7 +2428,7 @@
             <w:noProof/>
             <w:webHidden/>
           </w:rPr>
-          <w:instrText xml:space="preserve"> PAGEREF _Toc243642559 \h </w:instrText>
+          <w:instrText xml:space="preserve"> PAGEREF _Toc243682952 \h </w:instrText>
         </w:r>
         <w:r>
           <w:rPr>
@@ -2472,7 +2472,7 @@
           <w:lang w:eastAsia="en-IN"/>
         </w:rPr>
       </w:pPr>
-      <w:hyperlink w:anchor="_Toc243642560" w:history="1">
+      <w:hyperlink w:anchor="_Toc243682953" w:history="1">
         <w:r>
           <w:rPr>
             <w:rStyle w:val="Hyperlink"/>
@@ -2516,7 +2516,7 @@
             <w:noProof/>
             <w:webHidden/>
           </w:rPr>
-          <w:instrText xml:space="preserve"> PAGEREF _Toc243642560 \h </w:instrText>
+          <w:instrText xml:space="preserve"> PAGEREF _Toc243682953 \h </w:instrText>
         </w:r>
         <w:r>
           <w:rPr>
@@ -2560,7 +2560,7 @@
           <w:lang w:eastAsia="en-IN"/>
         </w:rPr>
       </w:pPr>
-      <w:hyperlink w:anchor="_Toc243642561" w:history="1">
+      <w:hyperlink w:anchor="_Toc243682954" w:history="1">
         <w:r>
           <w:rPr>
             <w:rStyle w:val="Hyperlink"/>
@@ -2604,7 +2604,7 @@
             <w:noProof/>
             <w:webHidden/>
           </w:rPr>
-          <w:instrText xml:space="preserve"> PAGEREF _Toc243642561 \h </w:instrText>
+          <w:instrText xml:space="preserve"> PAGEREF _Toc243682954 \h </w:instrText>
         </w:r>
         <w:r>
           <w:rPr>
@@ -2648,7 +2648,7 @@
           <w:lang w:eastAsia="en-IN"/>
         </w:rPr>
       </w:pPr>
-      <w:hyperlink w:anchor="_Toc243642562" w:history="1">
+      <w:hyperlink w:anchor="_Toc243682955" w:history="1">
         <w:r>
           <w:rPr>
             <w:rStyle w:val="Hyperlink"/>
@@ -2692,7 +2692,7 @@
             <w:noProof/>
             <w:webHidden/>
           </w:rPr>
-          <w:instrText xml:space="preserve"> PAGEREF _Toc243642562 \h </w:instrText>
+          <w:instrText xml:space="preserve"> PAGEREF _Toc243682955 \h </w:instrText>
         </w:r>
         <w:r>
           <w:rPr>
@@ -2736,7 +2736,7 @@
           <w:lang w:eastAsia="en-IN"/>
         </w:rPr>
       </w:pPr>
-      <w:hyperlink w:anchor="_Toc243642563" w:history="1">
+      <w:hyperlink w:anchor="_Toc243682956" w:history="1">
         <w:r>
           <w:rPr>
             <w:rStyle w:val="Hyperlink"/>
@@ -2778,7 +2778,7 @@
             <w:noProof/>
             <w:webHidden/>
           </w:rPr>
-          <w:instrText xml:space="preserve"> PAGEREF _Toc243642563 \h </w:instrText>
+          <w:instrText xml:space="preserve"> PAGEREF _Toc243682956 \h </w:instrText>
         </w:r>
         <w:r>
           <w:rPr>
@@ -2822,7 +2822,7 @@
           <w:lang w:eastAsia="en-IN"/>
         </w:rPr>
       </w:pPr>
-      <w:hyperlink w:anchor="_Toc243642564" w:history="1">
+      <w:hyperlink w:anchor="_Toc243682957" w:history="1">
         <w:r>
           <w:rPr>
             <w:rStyle w:val="Hyperlink"/>
@@ -2866,7 +2866,7 @@
             <w:noProof/>
             <w:webHidden/>
           </w:rPr>
-          <w:instrText xml:space="preserve"> PAGEREF _Toc243642564 \h </w:instrText>
+          <w:instrText xml:space="preserve"> PAGEREF _Toc243682957 \h </w:instrText>
         </w:r>
         <w:r>
           <w:rPr>
@@ -2910,7 +2910,7 @@
           <w:lang w:eastAsia="en-IN"/>
         </w:rPr>
       </w:pPr>
-      <w:hyperlink w:anchor="_Toc243642565" w:history="1">
+      <w:hyperlink w:anchor="_Toc243682958" w:history="1">
         <w:r>
           <w:rPr>
             <w:rStyle w:val="Hyperlink"/>
@@ -2954,7 +2954,7 @@
             <w:noProof/>
             <w:webHidden/>
           </w:rPr>
-          <w:instrText xml:space="preserve"> PAGEREF _Toc243642565 \h </w:instrText>
+          <w:instrText xml:space="preserve"> PAGEREF _Toc243682958 \h </w:instrText>
         </w:r>
         <w:r>
           <w:rPr>
@@ -2998,7 +2998,7 @@
           <w:lang w:eastAsia="en-IN"/>
         </w:rPr>
       </w:pPr>
-      <w:hyperlink w:anchor="_Toc243642566" w:history="1">
+      <w:hyperlink w:anchor="_Toc243682959" w:history="1">
         <w:r>
           <w:rPr>
             <w:rStyle w:val="Hyperlink"/>
@@ -3040,7 +3040,7 @@
             <w:noProof/>
             <w:webHidden/>
           </w:rPr>
-          <w:instrText xml:space="preserve"> PAGEREF _Toc243642566 \h </w:instrText>
+          <w:instrText xml:space="preserve"> PAGEREF _Toc243682959 \h </w:instrText>
         </w:r>
         <w:r>
           <w:rPr>
@@ -3084,7 +3084,7 @@
           <w:lang w:eastAsia="en-IN"/>
         </w:rPr>
       </w:pPr>
-      <w:hyperlink w:anchor="_Toc243642567" w:history="1">
+      <w:hyperlink w:anchor="_Toc243682960" w:history="1">
         <w:r>
           <w:rPr>
             <w:rStyle w:val="Hyperlink"/>
@@ -3126,7 +3126,7 @@
             <w:noProof/>
             <w:webHidden/>
           </w:rPr>
-          <w:instrText xml:space="preserve"> PAGEREF _Toc243642567 \h </w:instrText>
+          <w:instrText xml:space="preserve"> PAGEREF _Toc243682960 \h </w:instrText>
         </w:r>
         <w:r>
           <w:rPr>
@@ -3170,7 +3170,7 @@
           <w:lang w:eastAsia="en-IN"/>
         </w:rPr>
       </w:pPr>
-      <w:hyperlink w:anchor="_Toc243642568" w:history="1">
+      <w:hyperlink w:anchor="_Toc243682961" w:history="1">
         <w:r>
           <w:rPr>
             <w:rStyle w:val="Hyperlink"/>
@@ -3212,7 +3212,7 @@
             <w:noProof/>
             <w:webHidden/>
           </w:rPr>
-          <w:instrText xml:space="preserve"> PAGEREF _Toc243642568 \h </w:instrText>
+          <w:instrText xml:space="preserve"> PAGEREF _Toc243682961 \h </w:instrText>
         </w:r>
         <w:r>
           <w:rPr>
@@ -3256,7 +3256,7 @@
           <w:lang w:eastAsia="en-IN"/>
         </w:rPr>
       </w:pPr>
-      <w:hyperlink w:anchor="_Toc243642569" w:history="1">
+      <w:hyperlink w:anchor="_Toc243682962" w:history="1">
         <w:r>
           <w:rPr>
             <w:rStyle w:val="Hyperlink"/>
@@ -3298,7 +3298,7 @@
             <w:noProof/>
             <w:webHidden/>
           </w:rPr>
-          <w:instrText xml:space="preserve"> PAGEREF _Toc243642569 \h </w:instrText>
+          <w:instrText xml:space="preserve"> PAGEREF _Toc243682962 \h </w:instrText>
         </w:r>
         <w:r>
           <w:rPr>
@@ -3342,7 +3342,7 @@
           <w:lang w:eastAsia="en-IN"/>
         </w:rPr>
       </w:pPr>
-      <w:hyperlink w:anchor="_Toc243642570" w:history="1">
+      <w:hyperlink w:anchor="_Toc243682963" w:history="1">
         <w:r>
           <w:rPr>
             <w:rStyle w:val="Hyperlink"/>
@@ -3384,7 +3384,7 @@
             <w:noProof/>
             <w:webHidden/>
           </w:rPr>
-          <w:instrText xml:space="preserve"> PAGEREF _Toc243642570 \h </w:instrText>
+          <w:instrText xml:space="preserve"> PAGEREF _Toc243682963 \h </w:instrText>
         </w:r>
         <w:r>
           <w:rPr>
@@ -3428,7 +3428,7 @@
           <w:lang w:eastAsia="en-IN"/>
         </w:rPr>
       </w:pPr>
-      <w:hyperlink w:anchor="_Toc243642571" w:history="1">
+      <w:hyperlink w:anchor="_Toc243682964" w:history="1">
         <w:r>
           <w:rPr>
             <w:rStyle w:val="Hyperlink"/>
@@ -3470,7 +3470,7 @@
             <w:noProof/>
             <w:webHidden/>
           </w:rPr>
-          <w:instrText xml:space="preserve"> PAGEREF _Toc243642571 \h </w:instrText>
+          <w:instrText xml:space="preserve"> PAGEREF _Toc243682964 \h </w:instrText>
         </w:r>
         <w:r>
           <w:rPr>
@@ -3547,7 +3547,7 @@
       <w:r>
         <w:fldChar w:fldCharType="separate"/>
       </w:r>
-      <w:hyperlink w:anchor="_Toc243642572" w:history="1">
+      <w:hyperlink w:anchor="_Toc243682965" w:history="1">
         <w:r>
           <w:rPr>
             <w:rStyle w:val="Hyperlink"/>
@@ -3575,7 +3575,7 @@
             <w:noProof/>
             <w:webHidden/>
           </w:rPr>
-          <w:instrText xml:space="preserve"> PAGEREF _Toc243642572 \h </w:instrText>
+          <w:instrText xml:space="preserve"> PAGEREF _Toc243682965 \h </w:instrText>
         </w:r>
         <w:r>
           <w:rPr>
@@ -3618,7 +3618,7 @@
           <w:lang w:eastAsia="en-IN"/>
         </w:rPr>
       </w:pPr>
-      <w:hyperlink w:anchor="_Toc243642573" w:history="1">
+      <w:hyperlink w:anchor="_Toc243682966" w:history="1">
         <w:r>
           <w:rPr>
             <w:rStyle w:val="Hyperlink"/>
@@ -3646,7 +3646,7 @@
             <w:noProof/>
             <w:webHidden/>
           </w:rPr>
-          <w:instrText xml:space="preserve"> PAGEREF _Toc243642573 \h </w:instrText>
+          <w:instrText xml:space="preserve"> PAGEREF _Toc243682966 \h </w:instrText>
         </w:r>
         <w:r>
           <w:rPr>
@@ -3722,7 +3722,7 @@
       <w:r>
         <w:fldChar w:fldCharType="separate"/>
       </w:r>
-      <w:hyperlink w:anchor="_Toc243642574" w:history="1">
+      <w:hyperlink w:anchor="_Toc243682967" w:history="1">
         <w:r>
           <w:rPr>
             <w:rStyle w:val="Hyperlink"/>
@@ -3750,7 +3750,7 @@
             <w:noProof/>
             <w:webHidden/>
           </w:rPr>
-          <w:instrText xml:space="preserve"> PAGEREF _Toc243642574 \h </w:instrText>
+          <w:instrText xml:space="preserve"> PAGEREF _Toc243682967 \h </w:instrText>
         </w:r>
         <w:r>
           <w:rPr>
@@ -3793,7 +3793,7 @@
           <w:lang w:eastAsia="en-IN"/>
         </w:rPr>
       </w:pPr>
-      <w:hyperlink w:anchor="_Toc243642575" w:history="1">
+      <w:hyperlink w:anchor="_Toc243682968" w:history="1">
         <w:r>
           <w:rPr>
             <w:rStyle w:val="Hyperlink"/>
@@ -3821,7 +3821,7 @@
             <w:noProof/>
             <w:webHidden/>
           </w:rPr>
-          <w:instrText xml:space="preserve"> PAGEREF _Toc243642575 \h </w:instrText>
+          <w:instrText xml:space="preserve"> PAGEREF _Toc243682968 \h </w:instrText>
         </w:r>
         <w:r>
           <w:rPr>
@@ -3864,7 +3864,7 @@
           <w:lang w:eastAsia="en-IN"/>
         </w:rPr>
       </w:pPr>
-      <w:hyperlink w:anchor="_Toc243642576" w:history="1">
+      <w:hyperlink w:anchor="_Toc243682969" w:history="1">
         <w:r>
           <w:rPr>
             <w:rStyle w:val="Hyperlink"/>
@@ -3892,7 +3892,7 @@
             <w:noProof/>
             <w:webHidden/>
           </w:rPr>
-          <w:instrText xml:space="preserve"> PAGEREF _Toc243642576 \h </w:instrText>
+          <w:instrText xml:space="preserve"> PAGEREF _Toc243682969 \h </w:instrText>
         </w:r>
         <w:r>
           <w:rPr>
@@ -3944,7 +3944,7 @@
         <w:pStyle w:val="Heading1"/>
         <w:ind w:left="720" w:hanging="720"/>
       </w:pPr>
-      <w:bookmarkStart w:id="0" w:name="_Toc243642559"/>
+      <w:bookmarkStart w:id="0" w:name="_Toc243682952"/>
       <w:r>
         <w:lastRenderedPageBreak/>
         <w:t>Purpose and Scope</w:t>
@@ -3955,7 +3955,7 @@
       <w:pPr>
         <w:pStyle w:val="Heading2"/>
       </w:pPr>
-      <w:bookmarkStart w:id="1" w:name="_Toc243642560"/>
+      <w:bookmarkStart w:id="1" w:name="_Toc243682953"/>
       <w:r>
         <w:t>Purpose</w:t>
       </w:r>
@@ -3977,7 +3977,7 @@
       <w:pPr>
         <w:pStyle w:val="Heading2"/>
       </w:pPr>
-      <w:bookmarkStart w:id="2" w:name="_Toc243642561"/>
+      <w:bookmarkStart w:id="2" w:name="_Toc243682954"/>
       <w:r>
         <w:t>Scope</w:t>
       </w:r>
@@ -3999,7 +3999,7 @@
       <w:pPr>
         <w:pStyle w:val="Heading2"/>
       </w:pPr>
-      <w:bookmarkStart w:id="3" w:name="_Toc243642562"/>
+      <w:bookmarkStart w:id="3" w:name="_Toc243682955"/>
       <w:r>
         <w:t>Applies To</w:t>
       </w:r>
@@ -4022,7 +4022,7 @@
         <w:pStyle w:val="Heading1"/>
         <w:ind w:left="720" w:hanging="720"/>
       </w:pPr>
-      <w:bookmarkStart w:id="4" w:name="_Toc243642563"/>
+      <w:bookmarkStart w:id="4" w:name="_Toc243682956"/>
       <w:r>
         <w:t>Prerequisites</w:t>
       </w:r>
@@ -4032,7 +4032,7 @@
       <w:pPr>
         <w:pStyle w:val="Heading2"/>
       </w:pPr>
-      <w:bookmarkStart w:id="5" w:name="_Toc243642564"/>
+      <w:bookmarkStart w:id="5" w:name="_Toc243682957"/>
       <w:r>
         <w:t>Hardware</w:t>
       </w:r>
@@ -4356,7 +4356,7 @@
         <w:pStyle w:val="Caption"/>
         <w:jc w:val="center"/>
       </w:pPr>
-      <w:bookmarkStart w:id="6" w:name="_Toc243642574"/>
+      <w:bookmarkStart w:id="6" w:name="_Toc243682967"/>
       <w:r>
         <w:rPr>
           <w:rFonts w:ascii="Times New Roman" w:eastAsia="Times New Roman" w:hAnsi="Times New Roman" w:cs="Times New Roman"/>
@@ -4427,7 +4427,7 @@
       <w:pPr>
         <w:pStyle w:val="Heading2"/>
       </w:pPr>
-      <w:bookmarkStart w:id="7" w:name="_Toc243642565"/>
+      <w:bookmarkStart w:id="7" w:name="_Toc243682958"/>
       <w:r>
         <w:t>Software</w:t>
       </w:r>
@@ -4486,7 +4486,7 @@
         <w:pStyle w:val="Heading1"/>
         <w:ind w:left="720" w:hanging="720"/>
       </w:pPr>
-      <w:bookmarkStart w:id="8" w:name="_Toc243642566"/>
+      <w:bookmarkStart w:id="8" w:name="_Toc243682959"/>
       <w:r>
         <w:lastRenderedPageBreak/>
         <w:t>Safety Precautions</w:t>
@@ -4551,7 +4551,7 @@
         <w:pStyle w:val="Heading1"/>
         <w:ind w:left="720" w:hanging="720"/>
       </w:pPr>
-      <w:bookmarkStart w:id="9" w:name="_Toc243642567"/>
+      <w:bookmarkStart w:id="9" w:name="_Toc243682960"/>
       <w:r>
         <w:t>Building the Firmware</w:t>
       </w:r>
@@ -4592,7 +4592,7 @@
         </w:rPr>
         <w:lastRenderedPageBreak/>
         <w:drawing>
-          <wp:inline distT="0" distB="0" distL="0" distR="0" wp14:anchorId="165BAE57" wp14:editId="563BEE0F">
+          <wp:inline distT="0" distB="0" distL="0" distR="0" wp14:anchorId="485625CE" wp14:editId="2BF51EF6">
             <wp:extent cx="5580000" cy="5521543"/>
             <wp:effectExtent l="0" t="0" r="0" b="0"/>
             <wp:docPr id="888501832" name="Picture 888501832"/>
@@ -4633,7 +4633,7 @@
         <w:pStyle w:val="Caption"/>
         <w:jc w:val="center"/>
       </w:pPr>
-      <w:bookmarkStart w:id="10" w:name="_Toc243642572"/>
+      <w:bookmarkStart w:id="10" w:name="_Toc243682965"/>
       <w:r>
         <w:rPr>
           <w:rFonts w:ascii="Times New Roman" w:eastAsia="Times New Roman" w:hAnsi="Times New Roman" w:cs="Times New Roman"/>
@@ -4737,7 +4737,7 @@
         </w:rPr>
         <w:lastRenderedPageBreak/>
         <w:drawing>
-          <wp:inline distT="0" distB="0" distL="0" distR="0" wp14:anchorId="5428A6F7" wp14:editId="369A32B0">
+          <wp:inline distT="0" distB="0" distL="0" distR="0" wp14:anchorId="75B19603" wp14:editId="38D4D858">
             <wp:extent cx="5580000" cy="3437915"/>
             <wp:effectExtent l="0" t="0" r="0" b="0"/>
             <wp:docPr id="888501833" name="Picture 888501833"/>
@@ -4778,7 +4778,7 @@
         <w:pStyle w:val="Caption"/>
         <w:jc w:val="center"/>
       </w:pPr>
-      <w:bookmarkStart w:id="11" w:name="_Toc243642573"/>
+      <w:bookmarkStart w:id="11" w:name="_Toc243682966"/>
       <w:r>
         <w:rPr>
           <w:rFonts w:ascii="Times New Roman" w:eastAsia="Times New Roman" w:hAnsi="Times New Roman" w:cs="Times New Roman"/>
@@ -4870,7 +4870,7 @@
         <w:pStyle w:val="Heading1"/>
         <w:ind w:left="720" w:hanging="720"/>
       </w:pPr>
-      <w:bookmarkStart w:id="12" w:name="_Toc243642568"/>
+      <w:bookmarkStart w:id="12" w:name="_Toc243682961"/>
       <w:r>
         <w:t>Programming the Device</w:t>
       </w:r>
@@ -5008,7 +5008,7 @@
         <w:pStyle w:val="Heading1"/>
         <w:ind w:left="720" w:hanging="720"/>
       </w:pPr>
-      <w:bookmarkStart w:id="13" w:name="_Toc243642569"/>
+      <w:bookmarkStart w:id="13" w:name="_Toc243682962"/>
       <w:r>
         <w:lastRenderedPageBreak/>
         <w:t>Verification</w:t>
@@ -5229,7 +5229,7 @@
         <w:pStyle w:val="Heading1"/>
         <w:ind w:left="720" w:hanging="720"/>
       </w:pPr>
-      <w:bookmarkStart w:id="14" w:name="_Toc243642570"/>
+      <w:bookmarkStart w:id="14" w:name="_Toc243682963"/>
       <w:r>
         <w:t>Troubleshooting</w:t>
       </w:r>
@@ -5606,7 +5606,7 @@
         <w:pStyle w:val="Caption"/>
         <w:jc w:val="center"/>
       </w:pPr>
-      <w:bookmarkStart w:id="15" w:name="_Toc243642575"/>
+      <w:bookmarkStart w:id="15" w:name="_Toc243682968"/>
       <w:r>
         <w:rPr>
           <w:rFonts w:ascii="Times New Roman" w:eastAsia="Times New Roman" w:hAnsi="Times New Roman" w:cs="Times New Roman"/>
@@ -5657,7 +5657,7 @@
         <w:pStyle w:val="Heading1"/>
         <w:ind w:left="720" w:hanging="720"/>
       </w:pPr>
-      <w:bookmarkStart w:id="16" w:name="_Toc243642571"/>
+      <w:bookmarkStart w:id="16" w:name="_Toc243682964"/>
       <w:r>
         <w:lastRenderedPageBreak/>
         <w:t>Sign-off</w:t>
@@ -5907,7 +5907,7 @@
         <w:pStyle w:val="Caption"/>
         <w:jc w:val="center"/>
       </w:pPr>
-      <w:bookmarkStart w:id="17" w:name="_Toc243642576"/>
+      <w:bookmarkStart w:id="17" w:name="_Toc243682969"/>
       <w:r>
         <w:rPr>
           <w:rFonts w:ascii="Times New Roman" w:eastAsia="Times New Roman" w:hAnsi="Times New Roman" w:cs="Times New Roman"/>
@@ -6124,7 +6124,7 @@
         <w:sz w:val="18"/>
         <w:szCs w:val="18"/>
       </w:rPr>
-      <w:t>5</w:t>
+      <w:t>6</w:t>
     </w:r>
     <w:r>
       <w:rPr>
@@ -6133,7 +6133,7 @@
         <w:sz w:val="18"/>
         <w:szCs w:val="18"/>
       </w:rPr>
-      <w:t xml:space="preserve"> All Rights Reserved by </w:t>
+      <w:t xml:space="preserve"> All Rights Reserved by Atulya Core Tech (ACT)</w:t>
     </w:r>
   </w:p>
   <w:p>

--- a/Customer_Package/0_Documents/4_Flashing_Procedure.docx
+++ b/Customer_Package/0_Documents/4_Flashing_Procedure.docx
@@ -347,7 +347,7 @@
                 <w:rFonts w:ascii="Poppins" w:eastAsia="Poppins" w:hAnsi="Poppins" w:cs="Poppins"/>
                 <w:color w:val="000000" w:themeColor="text1"/>
               </w:rPr>
-              <w:t>HT_MK1 Harness Tester</w:t>
+              <w:t>HT_MK1 Harness Tester - Infinity Integrations Pvt Ltd</w:t>
             </w:r>
           </w:p>
         </w:tc>
@@ -1673,6 +1673,12 @@
                 <w:lang w:val="en-US"/>
               </w:rPr>
             </w:pPr>
+            <w:r>
+              <w:rPr>
+                <w:rFonts w:ascii="Times New Roman" w:eastAsia="Times New Roman" w:hAnsi="Times New Roman" w:cs="Times New Roman"/>
+              </w:rPr>
+              <w:t>Infinity Integrations Pvt Ltd</w:t>
+            </w:r>
           </w:p>
         </w:tc>
       </w:tr>
@@ -2386,7 +2392,7 @@
       <w:r>
         <w:fldChar w:fldCharType="separate"/>
       </w:r>
-      <w:hyperlink w:anchor="_Toc243682952" w:history="1">
+      <w:hyperlink w:anchor="_Toc243683386" w:history="1">
         <w:r>
           <w:rPr>
             <w:rStyle w:val="Hyperlink"/>
@@ -2428,7 +2434,7 @@
             <w:noProof/>
             <w:webHidden/>
           </w:rPr>
-          <w:instrText xml:space="preserve"> PAGEREF _Toc243682952 \h </w:instrText>
+          <w:instrText xml:space="preserve"> PAGEREF _Toc243683386 \h </w:instrText>
         </w:r>
         <w:r>
           <w:rPr>
@@ -2472,7 +2478,7 @@
           <w:lang w:eastAsia="en-IN"/>
         </w:rPr>
       </w:pPr>
-      <w:hyperlink w:anchor="_Toc243682953" w:history="1">
+      <w:hyperlink w:anchor="_Toc243683387" w:history="1">
         <w:r>
           <w:rPr>
             <w:rStyle w:val="Hyperlink"/>
@@ -2516,7 +2522,7 @@
             <w:noProof/>
             <w:webHidden/>
           </w:rPr>
-          <w:instrText xml:space="preserve"> PAGEREF _Toc243682953 \h </w:instrText>
+          <w:instrText xml:space="preserve"> PAGEREF _Toc243683387 \h </w:instrText>
         </w:r>
         <w:r>
           <w:rPr>
@@ -2560,7 +2566,7 @@
           <w:lang w:eastAsia="en-IN"/>
         </w:rPr>
       </w:pPr>
-      <w:hyperlink w:anchor="_Toc243682954" w:history="1">
+      <w:hyperlink w:anchor="_Toc243683388" w:history="1">
         <w:r>
           <w:rPr>
             <w:rStyle w:val="Hyperlink"/>
@@ -2604,7 +2610,7 @@
             <w:noProof/>
             <w:webHidden/>
           </w:rPr>
-          <w:instrText xml:space="preserve"> PAGEREF _Toc243682954 \h </w:instrText>
+          <w:instrText xml:space="preserve"> PAGEREF _Toc243683388 \h </w:instrText>
         </w:r>
         <w:r>
           <w:rPr>
@@ -2648,7 +2654,7 @@
           <w:lang w:eastAsia="en-IN"/>
         </w:rPr>
       </w:pPr>
-      <w:hyperlink w:anchor="_Toc243682955" w:history="1">
+      <w:hyperlink w:anchor="_Toc243683389" w:history="1">
         <w:r>
           <w:rPr>
             <w:rStyle w:val="Hyperlink"/>
@@ -2692,7 +2698,7 @@
             <w:noProof/>
             <w:webHidden/>
           </w:rPr>
-          <w:instrText xml:space="preserve"> PAGEREF _Toc243682955 \h </w:instrText>
+          <w:instrText xml:space="preserve"> PAGEREF _Toc243683389 \h </w:instrText>
         </w:r>
         <w:r>
           <w:rPr>
@@ -2736,7 +2742,7 @@
           <w:lang w:eastAsia="en-IN"/>
         </w:rPr>
       </w:pPr>
-      <w:hyperlink w:anchor="_Toc243682956" w:history="1">
+      <w:hyperlink w:anchor="_Toc243683390" w:history="1">
         <w:r>
           <w:rPr>
             <w:rStyle w:val="Hyperlink"/>
@@ -2778,7 +2784,7 @@
             <w:noProof/>
             <w:webHidden/>
           </w:rPr>
-          <w:instrText xml:space="preserve"> PAGEREF _Toc243682956 \h </w:instrText>
+          <w:instrText xml:space="preserve"> PAGEREF _Toc243683390 \h </w:instrText>
         </w:r>
         <w:r>
           <w:rPr>
@@ -2822,7 +2828,7 @@
           <w:lang w:eastAsia="en-IN"/>
         </w:rPr>
       </w:pPr>
-      <w:hyperlink w:anchor="_Toc243682957" w:history="1">
+      <w:hyperlink w:anchor="_Toc243683391" w:history="1">
         <w:r>
           <w:rPr>
             <w:rStyle w:val="Hyperlink"/>
@@ -2866,7 +2872,7 @@
             <w:noProof/>
             <w:webHidden/>
           </w:rPr>
-          <w:instrText xml:space="preserve"> PAGEREF _Toc243682957 \h </w:instrText>
+          <w:instrText xml:space="preserve"> PAGEREF _Toc243683391 \h </w:instrText>
         </w:r>
         <w:r>
           <w:rPr>
@@ -2910,7 +2916,7 @@
           <w:lang w:eastAsia="en-IN"/>
         </w:rPr>
       </w:pPr>
-      <w:hyperlink w:anchor="_Toc243682958" w:history="1">
+      <w:hyperlink w:anchor="_Toc243683392" w:history="1">
         <w:r>
           <w:rPr>
             <w:rStyle w:val="Hyperlink"/>
@@ -2954,7 +2960,7 @@
             <w:noProof/>
             <w:webHidden/>
           </w:rPr>
-          <w:instrText xml:space="preserve"> PAGEREF _Toc243682958 \h </w:instrText>
+          <w:instrText xml:space="preserve"> PAGEREF _Toc243683392 \h </w:instrText>
         </w:r>
         <w:r>
           <w:rPr>
@@ -2998,7 +3004,7 @@
           <w:lang w:eastAsia="en-IN"/>
         </w:rPr>
       </w:pPr>
-      <w:hyperlink w:anchor="_Toc243682959" w:history="1">
+      <w:hyperlink w:anchor="_Toc243683393" w:history="1">
         <w:r>
           <w:rPr>
             <w:rStyle w:val="Hyperlink"/>
@@ -3040,7 +3046,7 @@
             <w:noProof/>
             <w:webHidden/>
           </w:rPr>
-          <w:instrText xml:space="preserve"> PAGEREF _Toc243682959 \h </w:instrText>
+          <w:instrText xml:space="preserve"> PAGEREF _Toc243683393 \h </w:instrText>
         </w:r>
         <w:r>
           <w:rPr>
@@ -3084,7 +3090,7 @@
           <w:lang w:eastAsia="en-IN"/>
         </w:rPr>
       </w:pPr>
-      <w:hyperlink w:anchor="_Toc243682960" w:history="1">
+      <w:hyperlink w:anchor="_Toc243683394" w:history="1">
         <w:r>
           <w:rPr>
             <w:rStyle w:val="Hyperlink"/>
@@ -3126,7 +3132,7 @@
             <w:noProof/>
             <w:webHidden/>
           </w:rPr>
-          <w:instrText xml:space="preserve"> PAGEREF _Toc243682960 \h </w:instrText>
+          <w:instrText xml:space="preserve"> PAGEREF _Toc243683394 \h </w:instrText>
         </w:r>
         <w:r>
           <w:rPr>
@@ -3170,7 +3176,7 @@
           <w:lang w:eastAsia="en-IN"/>
         </w:rPr>
       </w:pPr>
-      <w:hyperlink w:anchor="_Toc243682961" w:history="1">
+      <w:hyperlink w:anchor="_Toc243683395" w:history="1">
         <w:r>
           <w:rPr>
             <w:rStyle w:val="Hyperlink"/>
@@ -3212,7 +3218,7 @@
             <w:noProof/>
             <w:webHidden/>
           </w:rPr>
-          <w:instrText xml:space="preserve"> PAGEREF _Toc243682961 \h </w:instrText>
+          <w:instrText xml:space="preserve"> PAGEREF _Toc243683395 \h </w:instrText>
         </w:r>
         <w:r>
           <w:rPr>
@@ -3256,7 +3262,7 @@
           <w:lang w:eastAsia="en-IN"/>
         </w:rPr>
       </w:pPr>
-      <w:hyperlink w:anchor="_Toc243682962" w:history="1">
+      <w:hyperlink w:anchor="_Toc243683396" w:history="1">
         <w:r>
           <w:rPr>
             <w:rStyle w:val="Hyperlink"/>
@@ -3298,7 +3304,7 @@
             <w:noProof/>
             <w:webHidden/>
           </w:rPr>
-          <w:instrText xml:space="preserve"> PAGEREF _Toc243682962 \h </w:instrText>
+          <w:instrText xml:space="preserve"> PAGEREF _Toc243683396 \h </w:instrText>
         </w:r>
         <w:r>
           <w:rPr>
@@ -3342,7 +3348,7 @@
           <w:lang w:eastAsia="en-IN"/>
         </w:rPr>
       </w:pPr>
-      <w:hyperlink w:anchor="_Toc243682963" w:history="1">
+      <w:hyperlink w:anchor="_Toc243683397" w:history="1">
         <w:r>
           <w:rPr>
             <w:rStyle w:val="Hyperlink"/>
@@ -3384,7 +3390,7 @@
             <w:noProof/>
             <w:webHidden/>
           </w:rPr>
-          <w:instrText xml:space="preserve"> PAGEREF _Toc243682963 \h </w:instrText>
+          <w:instrText xml:space="preserve"> PAGEREF _Toc243683397 \h </w:instrText>
         </w:r>
         <w:r>
           <w:rPr>
@@ -3428,7 +3434,7 @@
           <w:lang w:eastAsia="en-IN"/>
         </w:rPr>
       </w:pPr>
-      <w:hyperlink w:anchor="_Toc243682964" w:history="1">
+      <w:hyperlink w:anchor="_Toc243683398" w:history="1">
         <w:r>
           <w:rPr>
             <w:rStyle w:val="Hyperlink"/>
@@ -3470,7 +3476,7 @@
             <w:noProof/>
             <w:webHidden/>
           </w:rPr>
-          <w:instrText xml:space="preserve"> PAGEREF _Toc243682964 \h </w:instrText>
+          <w:instrText xml:space="preserve"> PAGEREF _Toc243683398 \h </w:instrText>
         </w:r>
         <w:r>
           <w:rPr>
@@ -3547,7 +3553,7 @@
       <w:r>
         <w:fldChar w:fldCharType="separate"/>
       </w:r>
-      <w:hyperlink w:anchor="_Toc243682965" w:history="1">
+      <w:hyperlink w:anchor="_Toc243683399" w:history="1">
         <w:r>
           <w:rPr>
             <w:rStyle w:val="Hyperlink"/>
@@ -3575,7 +3581,7 @@
             <w:noProof/>
             <w:webHidden/>
           </w:rPr>
-          <w:instrText xml:space="preserve"> PAGEREF _Toc243682965 \h </w:instrText>
+          <w:instrText xml:space="preserve"> PAGEREF _Toc243683399 \h </w:instrText>
         </w:r>
         <w:r>
           <w:rPr>
@@ -3618,7 +3624,7 @@
           <w:lang w:eastAsia="en-IN"/>
         </w:rPr>
       </w:pPr>
-      <w:hyperlink w:anchor="_Toc243682966" w:history="1">
+      <w:hyperlink w:anchor="_Toc243683400" w:history="1">
         <w:r>
           <w:rPr>
             <w:rStyle w:val="Hyperlink"/>
@@ -3646,7 +3652,7 @@
             <w:noProof/>
             <w:webHidden/>
           </w:rPr>
-          <w:instrText xml:space="preserve"> PAGEREF _Toc243682966 \h </w:instrText>
+          <w:instrText xml:space="preserve"> PAGEREF _Toc243683400 \h </w:instrText>
         </w:r>
         <w:r>
           <w:rPr>
@@ -3722,7 +3728,7 @@
       <w:r>
         <w:fldChar w:fldCharType="separate"/>
       </w:r>
-      <w:hyperlink w:anchor="_Toc243682967" w:history="1">
+      <w:hyperlink w:anchor="_Toc243683401" w:history="1">
         <w:r>
           <w:rPr>
             <w:rStyle w:val="Hyperlink"/>
@@ -3750,7 +3756,7 @@
             <w:noProof/>
             <w:webHidden/>
           </w:rPr>
-          <w:instrText xml:space="preserve"> PAGEREF _Toc243682967 \h </w:instrText>
+          <w:instrText xml:space="preserve"> PAGEREF _Toc243683401 \h </w:instrText>
         </w:r>
         <w:r>
           <w:rPr>
@@ -3793,7 +3799,7 @@
           <w:lang w:eastAsia="en-IN"/>
         </w:rPr>
       </w:pPr>
-      <w:hyperlink w:anchor="_Toc243682968" w:history="1">
+      <w:hyperlink w:anchor="_Toc243683402" w:history="1">
         <w:r>
           <w:rPr>
             <w:rStyle w:val="Hyperlink"/>
@@ -3821,7 +3827,7 @@
             <w:noProof/>
             <w:webHidden/>
           </w:rPr>
-          <w:instrText xml:space="preserve"> PAGEREF _Toc243682968 \h </w:instrText>
+          <w:instrText xml:space="preserve"> PAGEREF _Toc243683402 \h </w:instrText>
         </w:r>
         <w:r>
           <w:rPr>
@@ -3864,7 +3870,7 @@
           <w:lang w:eastAsia="en-IN"/>
         </w:rPr>
       </w:pPr>
-      <w:hyperlink w:anchor="_Toc243682969" w:history="1">
+      <w:hyperlink w:anchor="_Toc243683403" w:history="1">
         <w:r>
           <w:rPr>
             <w:rStyle w:val="Hyperlink"/>
@@ -3892,7 +3898,7 @@
             <w:noProof/>
             <w:webHidden/>
           </w:rPr>
-          <w:instrText xml:space="preserve"> PAGEREF _Toc243682969 \h </w:instrText>
+          <w:instrText xml:space="preserve"> PAGEREF _Toc243683403 \h </w:instrText>
         </w:r>
         <w:r>
           <w:rPr>
@@ -3944,7 +3950,7 @@
         <w:pStyle w:val="Heading1"/>
         <w:ind w:left="720" w:hanging="720"/>
       </w:pPr>
-      <w:bookmarkStart w:id="0" w:name="_Toc243682952"/>
+      <w:bookmarkStart w:id="0" w:name="_Toc243683386"/>
       <w:r>
         <w:lastRenderedPageBreak/>
         <w:t>Purpose and Scope</w:t>
@@ -3955,7 +3961,7 @@
       <w:pPr>
         <w:pStyle w:val="Heading2"/>
       </w:pPr>
-      <w:bookmarkStart w:id="1" w:name="_Toc243682953"/>
+      <w:bookmarkStart w:id="1" w:name="_Toc243683387"/>
       <w:r>
         <w:t>Purpose</w:t>
       </w:r>
@@ -3977,7 +3983,7 @@
       <w:pPr>
         <w:pStyle w:val="Heading2"/>
       </w:pPr>
-      <w:bookmarkStart w:id="2" w:name="_Toc243682954"/>
+      <w:bookmarkStart w:id="2" w:name="_Toc243683388"/>
       <w:r>
         <w:t>Scope</w:t>
       </w:r>
@@ -3999,7 +4005,7 @@
       <w:pPr>
         <w:pStyle w:val="Heading2"/>
       </w:pPr>
-      <w:bookmarkStart w:id="3" w:name="_Toc243682955"/>
+      <w:bookmarkStart w:id="3" w:name="_Toc243683389"/>
       <w:r>
         <w:t>Applies To</w:t>
       </w:r>
@@ -4022,7 +4028,7 @@
         <w:pStyle w:val="Heading1"/>
         <w:ind w:left="720" w:hanging="720"/>
       </w:pPr>
-      <w:bookmarkStart w:id="4" w:name="_Toc243682956"/>
+      <w:bookmarkStart w:id="4" w:name="_Toc243683390"/>
       <w:r>
         <w:t>Prerequisites</w:t>
       </w:r>
@@ -4032,7 +4038,7 @@
       <w:pPr>
         <w:pStyle w:val="Heading2"/>
       </w:pPr>
-      <w:bookmarkStart w:id="5" w:name="_Toc243682957"/>
+      <w:bookmarkStart w:id="5" w:name="_Toc243683391"/>
       <w:r>
         <w:t>Hardware</w:t>
       </w:r>
@@ -4356,7 +4362,7 @@
         <w:pStyle w:val="Caption"/>
         <w:jc w:val="center"/>
       </w:pPr>
-      <w:bookmarkStart w:id="6" w:name="_Toc243682967"/>
+      <w:bookmarkStart w:id="6" w:name="_Toc243683401"/>
       <w:r>
         <w:rPr>
           <w:rFonts w:ascii="Times New Roman" w:eastAsia="Times New Roman" w:hAnsi="Times New Roman" w:cs="Times New Roman"/>
@@ -4427,7 +4433,7 @@
       <w:pPr>
         <w:pStyle w:val="Heading2"/>
       </w:pPr>
-      <w:bookmarkStart w:id="7" w:name="_Toc243682958"/>
+      <w:bookmarkStart w:id="7" w:name="_Toc243683392"/>
       <w:r>
         <w:t>Software</w:t>
       </w:r>
@@ -4486,7 +4492,7 @@
         <w:pStyle w:val="Heading1"/>
         <w:ind w:left="720" w:hanging="720"/>
       </w:pPr>
-      <w:bookmarkStart w:id="8" w:name="_Toc243682959"/>
+      <w:bookmarkStart w:id="8" w:name="_Toc243683393"/>
       <w:r>
         <w:lastRenderedPageBreak/>
         <w:t>Safety Precautions</w:t>
@@ -4551,7 +4557,7 @@
         <w:pStyle w:val="Heading1"/>
         <w:ind w:left="720" w:hanging="720"/>
       </w:pPr>
-      <w:bookmarkStart w:id="9" w:name="_Toc243682960"/>
+      <w:bookmarkStart w:id="9" w:name="_Toc243683394"/>
       <w:r>
         <w:t>Building the Firmware</w:t>
       </w:r>
@@ -4592,7 +4598,7 @@
         </w:rPr>
         <w:lastRenderedPageBreak/>
         <w:drawing>
-          <wp:inline distT="0" distB="0" distL="0" distR="0" wp14:anchorId="485625CE" wp14:editId="2BF51EF6">
+          <wp:inline distT="0" distB="0" distL="0" distR="0" wp14:anchorId="495C738D" wp14:editId="7AC9C8F4">
             <wp:extent cx="5580000" cy="5521543"/>
             <wp:effectExtent l="0" t="0" r="0" b="0"/>
             <wp:docPr id="888501832" name="Picture 888501832"/>
@@ -4633,7 +4639,7 @@
         <w:pStyle w:val="Caption"/>
         <w:jc w:val="center"/>
       </w:pPr>
-      <w:bookmarkStart w:id="10" w:name="_Toc243682965"/>
+      <w:bookmarkStart w:id="10" w:name="_Toc243683399"/>
       <w:r>
         <w:rPr>
           <w:rFonts w:ascii="Times New Roman" w:eastAsia="Times New Roman" w:hAnsi="Times New Roman" w:cs="Times New Roman"/>
@@ -4737,7 +4743,7 @@
         </w:rPr>
         <w:lastRenderedPageBreak/>
         <w:drawing>
-          <wp:inline distT="0" distB="0" distL="0" distR="0" wp14:anchorId="75B19603" wp14:editId="38D4D858">
+          <wp:inline distT="0" distB="0" distL="0" distR="0" wp14:anchorId="2A2F2597" wp14:editId="6DC1C986">
             <wp:extent cx="5580000" cy="3437915"/>
             <wp:effectExtent l="0" t="0" r="0" b="0"/>
             <wp:docPr id="888501833" name="Picture 888501833"/>
@@ -4778,7 +4784,7 @@
         <w:pStyle w:val="Caption"/>
         <w:jc w:val="center"/>
       </w:pPr>
-      <w:bookmarkStart w:id="11" w:name="_Toc243682966"/>
+      <w:bookmarkStart w:id="11" w:name="_Toc243683400"/>
       <w:r>
         <w:rPr>
           <w:rFonts w:ascii="Times New Roman" w:eastAsia="Times New Roman" w:hAnsi="Times New Roman" w:cs="Times New Roman"/>
@@ -4870,7 +4876,7 @@
         <w:pStyle w:val="Heading1"/>
         <w:ind w:left="720" w:hanging="720"/>
       </w:pPr>
-      <w:bookmarkStart w:id="12" w:name="_Toc243682961"/>
+      <w:bookmarkStart w:id="12" w:name="_Toc243683395"/>
       <w:r>
         <w:t>Programming the Device</w:t>
       </w:r>
@@ -5008,7 +5014,7 @@
         <w:pStyle w:val="Heading1"/>
         <w:ind w:left="720" w:hanging="720"/>
       </w:pPr>
-      <w:bookmarkStart w:id="13" w:name="_Toc243682962"/>
+      <w:bookmarkStart w:id="13" w:name="_Toc243683396"/>
       <w:r>
         <w:lastRenderedPageBreak/>
         <w:t>Verification</w:t>
@@ -5229,7 +5235,7 @@
         <w:pStyle w:val="Heading1"/>
         <w:ind w:left="720" w:hanging="720"/>
       </w:pPr>
-      <w:bookmarkStart w:id="14" w:name="_Toc243682963"/>
+      <w:bookmarkStart w:id="14" w:name="_Toc243683397"/>
       <w:r>
         <w:t>Troubleshooting</w:t>
       </w:r>
@@ -5606,7 +5612,7 @@
         <w:pStyle w:val="Caption"/>
         <w:jc w:val="center"/>
       </w:pPr>
-      <w:bookmarkStart w:id="15" w:name="_Toc243682968"/>
+      <w:bookmarkStart w:id="15" w:name="_Toc243683402"/>
       <w:r>
         <w:rPr>
           <w:rFonts w:ascii="Times New Roman" w:eastAsia="Times New Roman" w:hAnsi="Times New Roman" w:cs="Times New Roman"/>
@@ -5657,7 +5663,7 @@
         <w:pStyle w:val="Heading1"/>
         <w:ind w:left="720" w:hanging="720"/>
       </w:pPr>
-      <w:bookmarkStart w:id="16" w:name="_Toc243682964"/>
+      <w:bookmarkStart w:id="16" w:name="_Toc243683398"/>
       <w:r>
         <w:lastRenderedPageBreak/>
         <w:t>Sign-off</w:t>
@@ -5907,7 +5913,7 @@
         <w:pStyle w:val="Caption"/>
         <w:jc w:val="center"/>
       </w:pPr>
-      <w:bookmarkStart w:id="17" w:name="_Toc243682969"/>
+      <w:bookmarkStart w:id="17" w:name="_Toc243683403"/>
       <w:r>
         <w:rPr>
           <w:rFonts w:ascii="Times New Roman" w:eastAsia="Times New Roman" w:hAnsi="Times New Roman" w:cs="Times New Roman"/>
